--- a/resources/CV_phong.docx
+++ b/resources/CV_phong.docx
@@ -537,8 +537,8 @@
         <w:tblLook w:val="01E0" w:firstRow="1" w:lastRow="1" w:firstColumn="1" w:lastColumn="1" w:noHBand="0" w:noVBand="0"/>
       </w:tblPr>
       <w:tblGrid>
-        <w:gridCol w:w="807"/>
-        <w:gridCol w:w="3304"/>
+        <w:gridCol w:w="985"/>
+        <w:gridCol w:w="3126"/>
         <w:gridCol w:w="709"/>
         <w:gridCol w:w="1329"/>
         <w:gridCol w:w="1418"/>
@@ -552,7 +552,7 @@
         </w:trPr>
         <w:tc>
           <w:tcPr>
-            <w:tcW w:w="807" w:type="dxa"/>
+            <w:tcW w:w="985" w:type="dxa"/>
             <w:vAlign w:val="center"/>
           </w:tcPr>
           <w:p>
@@ -569,6 +569,7 @@
           <w:p>
             <w:pPr>
               <w:spacing w:line="340" w:lineRule="exact"/>
+              <w:ind w:left="-390"/>
               <w:jc w:val="center"/>
               <w:rPr>
                 <w:b/>
@@ -579,7 +580,7 @@
         </w:tc>
         <w:tc>
           <w:tcPr>
-            <w:tcW w:w="3304" w:type="dxa"/>
+            <w:tcW w:w="3126" w:type="dxa"/>
             <w:vAlign w:val="center"/>
           </w:tcPr>
           <w:p>
@@ -757,7 +758,7 @@
         </w:trPr>
         <w:tc>
           <w:tcPr>
-            <w:tcW w:w="807" w:type="dxa"/>
+            <w:tcW w:w="985" w:type="dxa"/>
           </w:tcPr>
           <w:p>
             <w:pPr>
@@ -799,7 +800,7 @@
         </w:tc>
         <w:tc>
           <w:tcPr>
-            <w:tcW w:w="3304" w:type="dxa"/>
+            <w:tcW w:w="3126" w:type="dxa"/>
             <w:tcBorders>
               <w:top w:val="single" w:sz="4" w:space="0" w:color="auto"/>
               <w:left w:val="single" w:sz="4" w:space="0" w:color="auto"/>
@@ -2686,6 +2687,7 @@
   <w:style w:type="character" w:default="1" w:styleId="DefaultParagraphFont">
     <w:name w:val="Default Paragraph Font"/>
     <w:uiPriority w:val="1"/>
+    <w:semiHidden/>
     <w:unhideWhenUsed/>
   </w:style>
   <w:style w:type="table" w:default="1" w:styleId="TableNormal">
